--- a/zht/docx/61.content.docx
+++ b/zht/docx/61.content.docx
@@ -136,13 +136,6 @@
         <w:rPr>
           <w:lang w:val="zh_TW" w:bidi="zh_TW"/>
         </w:rPr>
-      </w:r>
-      <w:r>
-        <w:rPr>
-          <w:i/>
-          <w:lang w:val="zh_TW" w:bidi="zh_TW"/>
-        </w:rPr>
-        <w:t>彼得後書 1:1, 彼得後書 1:1 (#2), 彼得後書 1:3, 彼得後書 1:3–4, 彼得後書 1:5–7, 彼得後書 1:9, 彼得後書 1:10–11, 彼得後書 1:12–14, 彼得後書 1:16–17, 彼得後書 1:19–21, 彼得後書 2:1, 彼得後書 2:1 (#2), 彼得後書 2:1–3, 彼得後書 2:4–6, 彼得後書 2:5, 彼得後書 2:9, 彼得後書 2:10–11, 彼得後書 2:14, 彼得後書 2:15–16, 彼得後書 2:19, 彼得後書 2:20–21, 彼得後書 3:1–2, 彼得後書 3:3–4, 彼得後書 3:5–7, 彼得後書 3:9, 彼得後書 3:10, 彼得後書 3:11–13, 彼得後書 3:15–16, 彼得後書 3:17–18</w:t>
       </w:r>
       <w:r>
         <w:rPr>

--- a/zht/docx/61.content.docx
+++ b/zht/docx/61.content.docx
@@ -123,19 +123,6 @@
           <w:lang w:val="zh_TW" w:bidi="zh_TW"/>
         </w:rPr>
         <w:t>2PE</w:t>
-      </w:r>
-      <w:r>
-        <w:rPr>
-          <w:lang w:val="zh_TW" w:bidi="zh_TW"/>
-        </w:rPr>
-      </w:r>
-    </w:p>
-    <w:p>
-      <w:pPr/>
-      <w:r>
-        <w:rPr>
-          <w:lang w:val="zh_TW" w:bidi="zh_TW"/>
-        </w:rPr>
       </w:r>
       <w:r>
         <w:rPr>

--- a/zht/docx/61.content.docx
+++ b/zht/docx/61.content.docx
@@ -19,7 +19,7 @@
         <w:rPr>
           <w:lang w:val="zh_TW" w:bidi="zh_TW"/>
         </w:rPr>
-        <w:t>Resource: 翻譯問題 (unfoldingWord)</w:t>
+        <w:t>Resource: unfoldingWord® Translation Questions</w:t>
       </w:r>
       <w:r>
         <w:rPr>
@@ -85,7 +85,7 @@
         <w:rPr>
           <w:lang w:val="zh_TW" w:bidi="zh_TW"/>
         </w:rPr>
-        <w:t>翻譯問題 (unfoldingWord)</w:t>
+        <w:t>unfoldingWord® Translation Questions</w:t>
       </w:r>
     </w:p>
     <w:p>
